--- a/klagomål/A 1415-2024 FSC-klagomål.docx
+++ b/klagomål/A 1415-2024 FSC-klagomål.docx
@@ -705,7 +705,7 @@
     <w:r>
       <w:tab/>
       <w:tab/>
-      <w:t>2026-09-14</w:t>
+      <w:t>2026-09-15</w:t>
       <w:br/>
       <w:br/>
     </w:r>

--- a/klagomål/A 1415-2024 FSC-klagomål.docx
+++ b/klagomål/A 1415-2024 FSC-klagomål.docx
@@ -705,7 +705,7 @@
     <w:r>
       <w:tab/>
       <w:tab/>
-      <w:t>2026-09-15</w:t>
+      <w:t>2026-09-16</w:t>
       <w:br/>
       <w:br/>
     </w:r>

--- a/klagomål/A 1415-2024 FSC-klagomål.docx
+++ b/klagomål/A 1415-2024 FSC-klagomål.docx
@@ -705,7 +705,7 @@
     <w:r>
       <w:tab/>
       <w:tab/>
-      <w:t>2026-09-16</w:t>
+      <w:t>2026-09-17</w:t>
       <w:br/>
       <w:br/>
     </w:r>

--- a/klagomål/A 1415-2024 FSC-klagomål.docx
+++ b/klagomål/A 1415-2024 FSC-klagomål.docx
@@ -705,7 +705,7 @@
     <w:r>
       <w:tab/>
       <w:tab/>
-      <w:t>2026-09-17</w:t>
+      <w:t>2026-09-18</w:t>
       <w:br/>
       <w:br/>
     </w:r>

--- a/klagomål/A 1415-2024 FSC-klagomål.docx
+++ b/klagomål/A 1415-2024 FSC-klagomål.docx
@@ -705,7 +705,7 @@
     <w:r>
       <w:tab/>
       <w:tab/>
-      <w:t>2026-09-18</w:t>
+      <w:t>2026-09-19</w:t>
       <w:br/>
       <w:br/>
     </w:r>

--- a/klagomål/A 1415-2024 FSC-klagomål.docx
+++ b/klagomål/A 1415-2024 FSC-klagomål.docx
@@ -705,7 +705,7 @@
     <w:r>
       <w:tab/>
       <w:tab/>
-      <w:t>2026-09-19</w:t>
+      <w:t>2026-09-21</w:t>
       <w:br/>
       <w:br/>
     </w:r>

--- a/klagomål/A 1415-2024 FSC-klagomål.docx
+++ b/klagomål/A 1415-2024 FSC-klagomål.docx
@@ -178,7 +178,7 @@
       <w:r>
         <w:drawing>
           <wp:inline xmlns:a="http://schemas.openxmlformats.org/drawingml/2006/main" xmlns:pic="http://schemas.openxmlformats.org/drawingml/2006/picture">
-            <wp:extent cx="4884087" cy="5724000"/>
+            <wp:extent cx="5127996" cy="5724000"/>
             <wp:docPr id="1" name="Picture 1"/>
             <wp:cNvGraphicFramePr>
               <a:graphicFrameLocks noChangeAspect="1"/>
@@ -199,7 +199,7 @@
                   <pic:spPr>
                     <a:xfrm>
                       <a:off x="0" y="0"/>
-                      <a:ext cx="4884087" cy="5724000"/>
+                      <a:ext cx="5127996" cy="5724000"/>
                     </a:xfrm>
                     <a:prstGeom prst="rect"/>
                   </pic:spPr>
@@ -221,7 +221,7 @@
     </w:p>
     <w:p>
       <w:r>
-        <w:t>I och inom 19 meter från avverkningsanmälan finns fynd av 5 naturvårdsarter, varav 2 är rödlistade, 1 är typisk (T) och 2 är signalarter (S): stenticka (NT), stor tratticka (NT), liten stinksvamp (S), rutbläcksvamp (S) och glansfläck (T). Se Figur 1.</w:t>
+        <w:t>I och inom 19 meter från avverkningsanmälan finns fynd av 6 naturvårdsarter, varav 3 är rödlistade, 2 är typiska (T) och 2 är signalarter (S): fyrflikig jordstjärna (NT, T), stenticka (NT), stor tratticka (NT), liten stinksvamp (S), rutbläcksvamp (S) och glansfläck (T). Se Figur 1.</w:t>
       </w:r>
     </w:p>
     <w:p>
@@ -245,6 +245,26 @@
     <w:p>
       <w:r>
         <w:t>Nedan följer beskrivningar av de naturvårdsarter och fridlysta arter som har sina livsmiljöer och växtplatser i den avverkningsanmälda skogen. De påträffade naturvårdsarterna är ett tydligt kvitto på att det rör sig om en skog med höga naturvärden.</w:t>
+      </w:r>
+    </w:p>
+    <w:p>
+      <w:r>
+        <w:rPr>
+          <w:b/>
+        </w:rPr>
+        <w:t xml:space="preserve">Fyrflikig jordstjärna (NT) </w:t>
+      </w:r>
+      <w:r>
+        <w:t xml:space="preserve">är en nedbrytare i löv- eller barrförna i skogsmark på väl dränerade och mer eller mindre kalkrika jordar. Den är främst funnen i örtrika gamla barrskogar, med eller utan lövträdsinslag, där den växer i nakna eller mosstäckta välutvecklade barrmattor, under gran, tall, en och ibland idegran. Artens växtplatser, och även den närliggande skogsmiljön kring växtplatserna, bör undantas från slutavverkning och genomgripande gallringar. Fyrflikig jordstjärna är typisk art för </w:t>
+      </w:r>
+      <w:r>
+        <w:rPr>
+          <w:i/>
+        </w:rPr>
+        <w:t>9050 Näringsrik granskog</w:t>
+      </w:r>
+      <w:r>
+        <w:t xml:space="preserve"> (SLU Artdatabanken, 2024).</w:t>
       </w:r>
     </w:p>
     <w:p>
@@ -390,7 +410,7 @@
         <w:rPr>
           <w:i/>
         </w:rPr>
-        <w:t>I det avverkningsanmälda skogsområdet har 5 naturvårdsarter varav 2 rödlistade arter sina livsmiljöer och växtplatser.</w:t>
+        <w:t>I det avverkningsanmälda skogsområdet har 6 naturvårdsarter varav 3 rödlistade arter sina livsmiljöer och växtplatser.</w:t>
       </w:r>
     </w:p>
     <w:p>
@@ -705,7 +725,7 @@
     <w:r>
       <w:tab/>
       <w:tab/>
-      <w:t>2026-09-21</w:t>
+      <w:t>2026-09-23</w:t>
       <w:br/>
       <w:br/>
     </w:r>

--- a/klagomål/A 1415-2024 FSC-klagomål.docx
+++ b/klagomål/A 1415-2024 FSC-klagomål.docx
@@ -725,7 +725,7 @@
     <w:r>
       <w:tab/>
       <w:tab/>
-      <w:t>2026-09-23</w:t>
+      <w:t>2026-09-24</w:t>
       <w:br/>
       <w:br/>
     </w:r>

--- a/klagomål/A 1415-2024 FSC-klagomål.docx
+++ b/klagomål/A 1415-2024 FSC-klagomål.docx
@@ -725,7 +725,7 @@
     <w:r>
       <w:tab/>
       <w:tab/>
-      <w:t>2026-09-24</w:t>
+      <w:t>2026-09-25</w:t>
       <w:br/>
       <w:br/>
     </w:r>

--- a/klagomål/A 1415-2024 FSC-klagomål.docx
+++ b/klagomål/A 1415-2024 FSC-klagomål.docx
@@ -725,7 +725,7 @@
     <w:r>
       <w:tab/>
       <w:tab/>
-      <w:t>2026-09-25</w:t>
+      <w:t>2026-09-26</w:t>
       <w:br/>
       <w:br/>
     </w:r>

--- a/klagomål/A 1415-2024 FSC-klagomål.docx
+++ b/klagomål/A 1415-2024 FSC-klagomål.docx
@@ -725,7 +725,7 @@
     <w:r>
       <w:tab/>
       <w:tab/>
-      <w:t>2026-09-26</w:t>
+      <w:t>2026-09-27</w:t>
       <w:br/>
       <w:br/>
     </w:r>

--- a/klagomål/A 1415-2024 FSC-klagomål.docx
+++ b/klagomål/A 1415-2024 FSC-klagomål.docx
@@ -725,7 +725,7 @@
     <w:r>
       <w:tab/>
       <w:tab/>
-      <w:t>2026-09-27</w:t>
+      <w:t>2026-09-28</w:t>
       <w:br/>
       <w:br/>
     </w:r>

--- a/klagomål/A 1415-2024 FSC-klagomål.docx
+++ b/klagomål/A 1415-2024 FSC-klagomål.docx
@@ -725,7 +725,7 @@
     <w:r>
       <w:tab/>
       <w:tab/>
-      <w:t>2026-09-28</w:t>
+      <w:t>2026-09-29</w:t>
       <w:br/>
       <w:br/>
     </w:r>

--- a/klagomål/A 1415-2024 FSC-klagomål.docx
+++ b/klagomål/A 1415-2024 FSC-klagomål.docx
@@ -725,7 +725,7 @@
     <w:r>
       <w:tab/>
       <w:tab/>
-      <w:t>2026-09-29</w:t>
+      <w:t>2026-09-30</w:t>
       <w:br/>
       <w:br/>
     </w:r>

--- a/klagomål/A 1415-2024 FSC-klagomål.docx
+++ b/klagomål/A 1415-2024 FSC-klagomål.docx
@@ -725,7 +725,7 @@
     <w:r>
       <w:tab/>
       <w:tab/>
-      <w:t>2026-09-30</w:t>
+      <w:t>2026-10-01</w:t>
       <w:br/>
       <w:br/>
     </w:r>

--- a/klagomål/A 1415-2024 FSC-klagomål.docx
+++ b/klagomål/A 1415-2024 FSC-klagomål.docx
@@ -725,7 +725,7 @@
     <w:r>
       <w:tab/>
       <w:tab/>
-      <w:t>2026-10-01</w:t>
+      <w:t>2026-10-02</w:t>
       <w:br/>
       <w:br/>
     </w:r>

--- a/klagomål/A 1415-2024 FSC-klagomål.docx
+++ b/klagomål/A 1415-2024 FSC-klagomål.docx
@@ -725,7 +725,7 @@
     <w:r>
       <w:tab/>
       <w:tab/>
-      <w:t>2026-10-02</w:t>
+      <w:t>2026-10-03</w:t>
       <w:br/>
       <w:br/>
     </w:r>

--- a/klagomål/A 1415-2024 FSC-klagomål.docx
+++ b/klagomål/A 1415-2024 FSC-klagomål.docx
@@ -725,7 +725,7 @@
     <w:r>
       <w:tab/>
       <w:tab/>
-      <w:t>2026-10-03</w:t>
+      <w:t>2026-10-04</w:t>
       <w:br/>
       <w:br/>
     </w:r>

--- a/klagomål/A 1415-2024 FSC-klagomål.docx
+++ b/klagomål/A 1415-2024 FSC-klagomål.docx
@@ -725,7 +725,7 @@
     <w:r>
       <w:tab/>
       <w:tab/>
-      <w:t>2026-10-04</w:t>
+      <w:t>2026-10-05</w:t>
       <w:br/>
       <w:br/>
     </w:r>

--- a/klagomål/A 1415-2024 FSC-klagomål.docx
+++ b/klagomål/A 1415-2024 FSC-klagomål.docx
@@ -725,7 +725,7 @@
     <w:r>
       <w:tab/>
       <w:tab/>
-      <w:t>2026-10-05</w:t>
+      <w:t>2026-10-06</w:t>
       <w:br/>
       <w:br/>
     </w:r>

--- a/klagomål/A 1415-2024 FSC-klagomål.docx
+++ b/klagomål/A 1415-2024 FSC-klagomål.docx
@@ -725,7 +725,7 @@
     <w:r>
       <w:tab/>
       <w:tab/>
-      <w:t>2026-10-06</w:t>
+      <w:t>2026-10-07</w:t>
       <w:br/>
       <w:br/>
     </w:r>

--- a/klagomål/A 1415-2024 FSC-klagomål.docx
+++ b/klagomål/A 1415-2024 FSC-klagomål.docx
@@ -725,7 +725,7 @@
     <w:r>
       <w:tab/>
       <w:tab/>
-      <w:t>2026-10-07</w:t>
+      <w:t>2026-10-08</w:t>
       <w:br/>
       <w:br/>
     </w:r>

--- a/klagomål/A 1415-2024 FSC-klagomål.docx
+++ b/klagomål/A 1415-2024 FSC-klagomål.docx
@@ -725,7 +725,7 @@
     <w:r>
       <w:tab/>
       <w:tab/>
-      <w:t>2026-10-08</w:t>
+      <w:t>2026-10-09</w:t>
       <w:br/>
       <w:br/>
     </w:r>

--- a/klagomål/A 1415-2024 FSC-klagomål.docx
+++ b/klagomål/A 1415-2024 FSC-klagomål.docx
@@ -725,7 +725,7 @@
     <w:r>
       <w:tab/>
       <w:tab/>
-      <w:t>2026-10-09</w:t>
+      <w:t>2026-10-10</w:t>
       <w:br/>
       <w:br/>
     </w:r>

--- a/klagomål/A 1415-2024 FSC-klagomål.docx
+++ b/klagomål/A 1415-2024 FSC-klagomål.docx
@@ -725,7 +725,7 @@
     <w:r>
       <w:tab/>
       <w:tab/>
-      <w:t>2026-10-10</w:t>
+      <w:t>2026-10-11</w:t>
       <w:br/>
       <w:br/>
     </w:r>

--- a/klagomål/A 1415-2024 FSC-klagomål.docx
+++ b/klagomål/A 1415-2024 FSC-klagomål.docx
@@ -725,7 +725,7 @@
     <w:r>
       <w:tab/>
       <w:tab/>
-      <w:t>2026-10-11</w:t>
+      <w:t>2026-10-12</w:t>
       <w:br/>
       <w:br/>
     </w:r>

--- a/klagomål/A 1415-2024 FSC-klagomål.docx
+++ b/klagomål/A 1415-2024 FSC-klagomål.docx
@@ -725,7 +725,7 @@
     <w:r>
       <w:tab/>
       <w:tab/>
-      <w:t>2026-10-12</w:t>
+      <w:t>2026-10-13</w:t>
       <w:br/>
       <w:br/>
     </w:r>

--- a/klagomål/A 1415-2024 FSC-klagomål.docx
+++ b/klagomål/A 1415-2024 FSC-klagomål.docx
@@ -725,7 +725,7 @@
     <w:r>
       <w:tab/>
       <w:tab/>
-      <w:t>2026-10-13</w:t>
+      <w:t>2026-10-14</w:t>
       <w:br/>
       <w:br/>
     </w:r>

--- a/klagomål/A 1415-2024 FSC-klagomål.docx
+++ b/klagomål/A 1415-2024 FSC-klagomål.docx
@@ -725,7 +725,7 @@
     <w:r>
       <w:tab/>
       <w:tab/>
-      <w:t>2026-10-14</w:t>
+      <w:t>2026-10-15</w:t>
       <w:br/>
       <w:br/>
     </w:r>

--- a/klagomål/A 1415-2024 FSC-klagomål.docx
+++ b/klagomål/A 1415-2024 FSC-klagomål.docx
@@ -725,7 +725,7 @@
     <w:r>
       <w:tab/>
       <w:tab/>
-      <w:t>2026-10-15</w:t>
+      <w:t>2026-10-16</w:t>
       <w:br/>
       <w:br/>
     </w:r>

--- a/klagomål/A 1415-2024 FSC-klagomål.docx
+++ b/klagomål/A 1415-2024 FSC-klagomål.docx
@@ -725,7 +725,7 @@
     <w:r>
       <w:tab/>
       <w:tab/>
-      <w:t>2026-10-16</w:t>
+      <w:t>2026-10-17</w:t>
       <w:br/>
       <w:br/>
     </w:r>

--- a/klagomål/A 1415-2024 FSC-klagomål.docx
+++ b/klagomål/A 1415-2024 FSC-klagomål.docx
@@ -725,7 +725,7 @@
     <w:r>
       <w:tab/>
       <w:tab/>
-      <w:t>2026-10-17</w:t>
+      <w:t>2026-10-18</w:t>
       <w:br/>
       <w:br/>
     </w:r>

--- a/klagomål/A 1415-2024 FSC-klagomål.docx
+++ b/klagomål/A 1415-2024 FSC-klagomål.docx
@@ -725,7 +725,7 @@
     <w:r>
       <w:tab/>
       <w:tab/>
-      <w:t>2026-10-18</w:t>
+      <w:t>2026-10-19</w:t>
       <w:br/>
       <w:br/>
     </w:r>

--- a/klagomål/A 1415-2024 FSC-klagomål.docx
+++ b/klagomål/A 1415-2024 FSC-klagomål.docx
@@ -725,7 +725,7 @@
     <w:r>
       <w:tab/>
       <w:tab/>
-      <w:t>2026-10-19</w:t>
+      <w:t>2026-10-20</w:t>
       <w:br/>
       <w:br/>
     </w:r>

--- a/klagomål/A 1415-2024 FSC-klagomål.docx
+++ b/klagomål/A 1415-2024 FSC-klagomål.docx
@@ -725,7 +725,7 @@
     <w:r>
       <w:tab/>
       <w:tab/>
-      <w:t>2026-10-20</w:t>
+      <w:t>2026-10-21</w:t>
       <w:br/>
       <w:br/>
     </w:r>

--- a/klagomål/A 1415-2024 FSC-klagomål.docx
+++ b/klagomål/A 1415-2024 FSC-klagomål.docx
@@ -725,7 +725,7 @@
     <w:r>
       <w:tab/>
       <w:tab/>
-      <w:t>2026-10-21</w:t>
+      <w:t>2026-10-22</w:t>
       <w:br/>
       <w:br/>
     </w:r>

--- a/klagomål/A 1415-2024 FSC-klagomål.docx
+++ b/klagomål/A 1415-2024 FSC-klagomål.docx
@@ -725,7 +725,7 @@
     <w:r>
       <w:tab/>
       <w:tab/>
-      <w:t>2026-10-22</w:t>
+      <w:t>2026-10-23</w:t>
       <w:br/>
       <w:br/>
     </w:r>

--- a/klagomål/A 1415-2024 FSC-klagomål.docx
+++ b/klagomål/A 1415-2024 FSC-klagomål.docx
@@ -725,7 +725,7 @@
     <w:r>
       <w:tab/>
       <w:tab/>
-      <w:t>2026-10-23</w:t>
+      <w:t>2026-10-24</w:t>
       <w:br/>
       <w:br/>
     </w:r>

--- a/klagomål/A 1415-2024 FSC-klagomål.docx
+++ b/klagomål/A 1415-2024 FSC-klagomål.docx
@@ -725,7 +725,7 @@
     <w:r>
       <w:tab/>
       <w:tab/>
-      <w:t>2026-10-24</w:t>
+      <w:t>2026-10-25</w:t>
       <w:br/>
       <w:br/>
     </w:r>

--- a/klagomål/A 1415-2024 FSC-klagomål.docx
+++ b/klagomål/A 1415-2024 FSC-klagomål.docx
@@ -725,7 +725,7 @@
     <w:r>
       <w:tab/>
       <w:tab/>
-      <w:t>2026-10-25</w:t>
+      <w:t>2026-10-26</w:t>
       <w:br/>
       <w:br/>
     </w:r>

--- a/klagomål/A 1415-2024 FSC-klagomål.docx
+++ b/klagomål/A 1415-2024 FSC-klagomål.docx
@@ -725,7 +725,7 @@
     <w:r>
       <w:tab/>
       <w:tab/>
-      <w:t>2026-10-26</w:t>
+      <w:t>2026-10-27</w:t>
       <w:br/>
       <w:br/>
     </w:r>

--- a/klagomål/A 1415-2024 FSC-klagomål.docx
+++ b/klagomål/A 1415-2024 FSC-klagomål.docx
@@ -725,7 +725,7 @@
     <w:r>
       <w:tab/>
       <w:tab/>
-      <w:t>2026-10-27</w:t>
+      <w:t>2026-10-28</w:t>
       <w:br/>
       <w:br/>
     </w:r>

--- a/klagomål/A 1415-2024 FSC-klagomål.docx
+++ b/klagomål/A 1415-2024 FSC-klagomål.docx
@@ -725,7 +725,7 @@
     <w:r>
       <w:tab/>
       <w:tab/>
-      <w:t>2026-10-28</w:t>
+      <w:t>2026-10-29</w:t>
       <w:br/>
       <w:br/>
     </w:r>

--- a/klagomål/A 1415-2024 FSC-klagomål.docx
+++ b/klagomål/A 1415-2024 FSC-klagomål.docx
@@ -725,7 +725,7 @@
     <w:r>
       <w:tab/>
       <w:tab/>
-      <w:t>2026-10-29</w:t>
+      <w:t>2026-10-31</w:t>
       <w:br/>
       <w:br/>
     </w:r>

--- a/klagomål/A 1415-2024 FSC-klagomål.docx
+++ b/klagomål/A 1415-2024 FSC-klagomål.docx
@@ -725,7 +725,7 @@
     <w:r>
       <w:tab/>
       <w:tab/>
-      <w:t>2026-10-31</w:t>
+      <w:t>2026-11-01</w:t>
       <w:br/>
       <w:br/>
     </w:r>

--- a/klagomål/A 1415-2024 FSC-klagomål.docx
+++ b/klagomål/A 1415-2024 FSC-klagomål.docx
@@ -725,7 +725,7 @@
     <w:r>
       <w:tab/>
       <w:tab/>
-      <w:t>2026-11-01</w:t>
+      <w:t>2026-11-02</w:t>
       <w:br/>
       <w:br/>
     </w:r>
